--- a/docs/content/graphing_effectively/graphing_effectively_lecture.docx
+++ b/docs/content/graphing_effectively/graphing_effectively_lecture.docx
@@ -29,7 +29,7 @@
     <w:bookmarkStart w:id="14" w:name="where-we-left-off"/>
     <w:p>
       <w:pPr>
-        <w:pStyle w:val="Heading1"/>
+        <w:pStyle w:val="Heading2"/>
       </w:pPr>
       <w:r>
         <w:t xml:space="preserve">Where We Left Off</w:t>
@@ -485,13 +485,38 @@
       </w:tr>
     </w:tbl>
     <w:bookmarkEnd w:id="14"/>
-    <w:bookmarkStart w:id="23" w:name="part-1-the-ggplot-grammar-recapped"/>
+    <w:bookmarkStart w:id="15" w:name="part-1-the-ggplot-grammar-recapped"/>
     <w:p>
       <w:pPr>
-        <w:pStyle w:val="Heading1"/>
+        <w:pStyle w:val="Heading2"/>
       </w:pPr>
       <w:r>
         <w:t xml:space="preserve">Part 1 · The</w:t>
+      </w:r>
+      <w:r>
+        <w:t xml:space="preserve"> </w:t>
+      </w:r>
+      <w:r>
+        <w:rPr>
+          <w:rStyle w:val="VerbatimChar"/>
+        </w:rPr>
+        <w:t xml:space="preserve">ggplot</w:t>
+      </w:r>
+      <w:r>
+        <w:t xml:space="preserve"> </w:t>
+      </w:r>
+      <w:r>
+        <w:t xml:space="preserve">Grammar, Recapped</w:t>
+      </w:r>
+    </w:p>
+    <w:bookmarkEnd w:id="15"/>
+    <w:bookmarkStart w:id="24" w:name="the-ggplot-grammar-recapped"/>
+    <w:p>
+      <w:pPr>
+        <w:pStyle w:val="Heading2"/>
+      </w:pPr>
+      <w:r>
+        <w:t xml:space="preserve">The</w:t>
       </w:r>
       <w:r>
         <w:t xml:space="preserve"> </w:t>
@@ -731,12 +756,12 @@
                 <wp:inline>
                   <wp:extent cx="152400" cy="152400"/>
                   <wp:effectExtent b="0" l="0" r="0" t="0"/>
-                  <wp:docPr descr="" title="" id="15" name="Picture"/>
+                  <wp:docPr descr="" title="" id="16" name="Picture"/>
                   <a:graphic>
                     <a:graphicData uri="http://schemas.openxmlformats.org/drawingml/2006/picture">
                       <pic:pic>
                         <pic:nvPicPr>
-                          <pic:cNvPr descr="/Applications/Positron.app/Contents/Resources/app/quarto/share/formats/docx/note.png" id="16" name="Picture"/>
+                          <pic:cNvPr descr="/Applications/Positron.app/Contents/Resources/app/quarto/share/formats/docx/note.png" id="17" name="Picture"/>
                           <pic:cNvPicPr>
                             <a:picLocks noChangeArrowheads="1" noChangeAspect="1"/>
                           </pic:cNvPicPr>
@@ -878,18 +903,18 @@
                 <wp:inline>
                   <wp:extent cx="152400" cy="152400"/>
                   <wp:effectExtent b="0" l="0" r="0" t="0"/>
-                  <wp:docPr descr="" title="" id="18" name="Picture"/>
+                  <wp:docPr descr="" title="" id="19" name="Picture"/>
                   <a:graphic>
                     <a:graphicData uri="http://schemas.openxmlformats.org/drawingml/2006/picture">
                       <pic:pic>
                         <pic:nvPicPr>
-                          <pic:cNvPr descr="/Applications/Positron.app/Contents/Resources/app/quarto/share/formats/docx/tip.png" id="19" name="Picture"/>
+                          <pic:cNvPr descr="/Applications/Positron.app/Contents/Resources/app/quarto/share/formats/docx/tip.png" id="20" name="Picture"/>
                           <pic:cNvPicPr>
                             <a:picLocks noChangeArrowheads="1" noChangeAspect="1"/>
                           </pic:cNvPicPr>
                         </pic:nvPicPr>
                         <pic:blipFill>
-                          <a:blip r:embed="rId17"/>
+                          <a:blip r:embed="rId18"/>
                           <a:stretch>
                             <a:fillRect/>
                           </a:stretch>
@@ -1042,18 +1067,18 @@
                 <wp:inline>
                   <wp:extent cx="5334000" cy="5334000"/>
                   <wp:effectExtent b="0" l="0" r="0" t="0"/>
-                  <wp:docPr descr="" title="" id="21" name="Picture"/>
+                  <wp:docPr descr="" title="" id="22" name="Picture"/>
                   <a:graphic>
                     <a:graphicData uri="http://schemas.openxmlformats.org/drawingml/2006/picture">
                       <pic:pic>
                         <pic:nvPicPr>
-                          <pic:cNvPr descr="graphing_effectively_lecture_files/figure-docx/unnamed-chunk-2-1.png" id="22" name="Picture"/>
+                          <pic:cNvPr descr="graphing_effectively_lecture_files/figure-docx/unnamed-chunk-2-1.png" id="23" name="Picture"/>
                           <pic:cNvPicPr>
                             <a:picLocks noChangeArrowheads="1" noChangeAspect="1"/>
                           </pic:cNvPicPr>
                         </pic:nvPicPr>
                         <pic:blipFill>
-                          <a:blip r:embed="rId20"/>
+                          <a:blip r:embed="rId21"/>
                           <a:stretch>
                             <a:fillRect/>
                           </a:stretch>
@@ -1084,14 +1109,24 @@
         </w:tc>
       </w:tr>
     </w:tbl>
-    <w:bookmarkEnd w:id="23"/>
-    <w:bookmarkStart w:id="27" w:name="part-2-boxplot-anatomy"/>
+    <w:bookmarkEnd w:id="24"/>
+    <w:bookmarkStart w:id="25" w:name="part-2-boxplot-anatomy"/>
     <w:p>
       <w:pPr>
-        <w:pStyle w:val="Heading1"/>
+        <w:pStyle w:val="Heading2"/>
       </w:pPr>
       <w:r>
         <w:t xml:space="preserve">Part 2 · Boxplot Anatomy</w:t>
+      </w:r>
+    </w:p>
+    <w:bookmarkEnd w:id="25"/>
+    <w:bookmarkStart w:id="29" w:name="boxplot-anatomy"/>
+    <w:p>
+      <w:pPr>
+        <w:pStyle w:val="Heading2"/>
+      </w:pPr>
+      <w:r>
+        <w:t xml:space="preserve">Boxplot Anatomy</w:t>
       </w:r>
     </w:p>
     <w:p>
@@ -1511,20 +1546,20 @@
       <w:r>
         <w:drawing>
           <wp:inline>
-            <wp:extent cx="5334000" cy="5334000"/>
+            <wp:extent cx="5334000" cy="4622800"/>
             <wp:effectExtent b="0" l="0" r="0" t="0"/>
-            <wp:docPr descr="" title="" id="25" name="Picture"/>
+            <wp:docPr descr="" title="" id="27" name="Picture"/>
             <a:graphic>
               <a:graphicData uri="http://schemas.openxmlformats.org/drawingml/2006/picture">
                 <pic:pic>
                   <pic:nvPicPr>
-                    <pic:cNvPr descr="graphing_effectively_lecture_files/figure-docx/unnamed-chunk-3-1.png" id="26" name="Picture"/>
+                    <pic:cNvPr descr="graphing_effectively_lecture_files/figure-docx/unnamed-chunk-3-1.png" id="28" name="Picture"/>
                     <pic:cNvPicPr>
                       <a:picLocks noChangeArrowheads="1" noChangeAspect="1"/>
                     </pic:cNvPicPr>
                   </pic:nvPicPr>
                   <pic:blipFill>
-                    <a:blip r:embed="rId24"/>
+                    <a:blip r:embed="rId26"/>
                     <a:stretch>
                       <a:fillRect/>
                     </a:stretch>
@@ -1532,7 +1567,7 @@
                   <pic:spPr bwMode="auto">
                     <a:xfrm>
                       <a:off x="0" y="0"/>
-                      <a:ext cx="5334000" cy="5334000"/>
+                      <a:ext cx="5334000" cy="4622800"/>
                     </a:xfrm>
                     <a:prstGeom prst="rect">
                       <a:avLst/>
@@ -1649,11 +1684,11 @@
         <w:t xml:space="preserve">📖 R4DS §9 — Layers</w:t>
       </w:r>
     </w:p>
-    <w:bookmarkEnd w:id="27"/>
-    <w:bookmarkStart w:id="35" w:name="boxplot-raw-points"/>
+    <w:bookmarkEnd w:id="29"/>
+    <w:bookmarkStart w:id="37" w:name="boxplot-raw-points"/>
     <w:p>
       <w:pPr>
-        <w:pStyle w:val="Heading1"/>
+        <w:pStyle w:val="Heading2"/>
       </w:pPr>
       <w:r>
         <w:t xml:space="preserve">Boxplot + Raw Points</w:t>
@@ -1700,12 +1735,12 @@
                 <wp:inline>
                   <wp:extent cx="152400" cy="152400"/>
                   <wp:effectExtent b="0" l="0" r="0" t="0"/>
-                  <wp:docPr descr="" title="" id="28" name="Picture"/>
+                  <wp:docPr descr="" title="" id="30" name="Picture"/>
                   <a:graphic>
                     <a:graphicData uri="http://schemas.openxmlformats.org/drawingml/2006/picture">
                       <pic:pic>
                         <pic:nvPicPr>
-                          <pic:cNvPr descr="/Applications/Positron.app/Contents/Resources/app/quarto/share/formats/docx/note.png" id="29" name="Picture"/>
+                          <pic:cNvPr descr="/Applications/Positron.app/Contents/Resources/app/quarto/share/formats/docx/note.png" id="31" name="Picture"/>
                           <pic:cNvPicPr>
                             <a:picLocks noChangeArrowheads="1" noChangeAspect="1"/>
                           </pic:cNvPicPr>
@@ -2379,20 +2414,20 @@
       <w:r>
         <w:drawing>
           <wp:inline>
-            <wp:extent cx="5334000" cy="5334000"/>
+            <wp:extent cx="5334000" cy="4622800"/>
             <wp:effectExtent b="0" l="0" r="0" t="0"/>
-            <wp:docPr descr="" title="" id="31" name="Picture"/>
+            <wp:docPr descr="" title="" id="33" name="Picture"/>
             <a:graphic>
               <a:graphicData uri="http://schemas.openxmlformats.org/drawingml/2006/picture">
                 <pic:pic>
                   <pic:nvPicPr>
-                    <pic:cNvPr descr="graphing_effectively_lecture_files/figure-docx/unnamed-chunk-4-1.png" id="32" name="Picture"/>
+                    <pic:cNvPr descr="graphing_effectively_lecture_files/figure-docx/unnamed-chunk-4-1.png" id="34" name="Picture"/>
                     <pic:cNvPicPr>
                       <a:picLocks noChangeArrowheads="1" noChangeAspect="1"/>
                     </pic:cNvPicPr>
                   </pic:nvPicPr>
                   <pic:blipFill>
-                    <a:blip r:embed="rId30"/>
+                    <a:blip r:embed="rId32"/>
                     <a:stretch>
                       <a:fillRect/>
                     </a:stretch>
@@ -2400,7 +2435,7 @@
                   <pic:spPr bwMode="auto">
                     <a:xfrm>
                       <a:off x="0" y="0"/>
-                      <a:ext cx="5334000" cy="5334000"/>
+                      <a:ext cx="5334000" cy="4622800"/>
                     </a:xfrm>
                     <a:prstGeom prst="rect">
                       <a:avLst/>
@@ -2523,18 +2558,18 @@
                 <wp:inline>
                   <wp:extent cx="152400" cy="152400"/>
                   <wp:effectExtent b="0" l="0" r="0" t="0"/>
-                  <wp:docPr descr="" title="" id="33" name="Picture"/>
+                  <wp:docPr descr="" title="" id="35" name="Picture"/>
                   <a:graphic>
                     <a:graphicData uri="http://schemas.openxmlformats.org/drawingml/2006/picture">
                       <pic:pic>
                         <pic:nvPicPr>
-                          <pic:cNvPr descr="/Applications/Positron.app/Contents/Resources/app/quarto/share/formats/docx/tip.png" id="34" name="Picture"/>
+                          <pic:cNvPr descr="/Applications/Positron.app/Contents/Resources/app/quarto/share/formats/docx/tip.png" id="36" name="Picture"/>
                           <pic:cNvPicPr>
                             <a:picLocks noChangeArrowheads="1" noChangeAspect="1"/>
                           </pic:cNvPicPr>
                         </pic:nvPicPr>
                         <pic:blipFill>
-                          <a:blip r:embed="rId17"/>
+                          <a:blip r:embed="rId18"/>
                           <a:stretch>
                             <a:fillRect/>
                           </a:stretch>
@@ -2614,14 +2649,24 @@
         </w:tc>
       </w:tr>
     </w:tbl>
-    <w:bookmarkEnd w:id="35"/>
-    <w:bookmarkStart w:id="42" w:name="part-3-mapping-color-by-group"/>
+    <w:bookmarkEnd w:id="37"/>
+    <w:bookmarkStart w:id="38" w:name="part-3-mapping-color-by-group"/>
     <w:p>
       <w:pPr>
-        <w:pStyle w:val="Heading1"/>
+        <w:pStyle w:val="Heading2"/>
       </w:pPr>
       <w:r>
         <w:t xml:space="preserve">Part 3 · Mapping Color by Group</w:t>
+      </w:r>
+    </w:p>
+    <w:bookmarkEnd w:id="38"/>
+    <w:bookmarkStart w:id="45" w:name="mapping-color-by-group"/>
+    <w:p>
+      <w:pPr>
+        <w:pStyle w:val="Heading2"/>
+      </w:pPr>
+      <w:r>
+        <w:t xml:space="preserve">Mapping Color by Group</w:t>
       </w:r>
     </w:p>
     <w:p>
@@ -3092,20 +3137,20 @@
       <w:r>
         <w:drawing>
           <wp:inline>
-            <wp:extent cx="5334000" cy="5334000"/>
+            <wp:extent cx="5334000" cy="4622800"/>
             <wp:effectExtent b="0" l="0" r="0" t="0"/>
-            <wp:docPr descr="" title="" id="37" name="Picture"/>
+            <wp:docPr descr="" title="" id="40" name="Picture"/>
             <a:graphic>
               <a:graphicData uri="http://schemas.openxmlformats.org/drawingml/2006/picture">
                 <pic:pic>
                   <pic:nvPicPr>
-                    <pic:cNvPr descr="graphing_effectively_lecture_files/figure-docx/unnamed-chunk-5-1.png" id="38" name="Picture"/>
+                    <pic:cNvPr descr="graphing_effectively_lecture_files/figure-docx/unnamed-chunk-5-1.png" id="41" name="Picture"/>
                     <pic:cNvPicPr>
                       <a:picLocks noChangeArrowheads="1" noChangeAspect="1"/>
                     </pic:cNvPicPr>
                   </pic:nvPicPr>
                   <pic:blipFill>
-                    <a:blip r:embed="rId36"/>
+                    <a:blip r:embed="rId39"/>
                     <a:stretch>
                       <a:fillRect/>
                     </a:stretch>
@@ -3113,7 +3158,7 @@
                   <pic:spPr bwMode="auto">
                     <a:xfrm>
                       <a:off x="0" y="0"/>
-                      <a:ext cx="5334000" cy="5334000"/>
+                      <a:ext cx="5334000" cy="4622800"/>
                     </a:xfrm>
                     <a:prstGeom prst="rect">
                       <a:avLst/>
@@ -3276,18 +3321,18 @@
                 <wp:inline>
                   <wp:extent cx="152400" cy="152400"/>
                   <wp:effectExtent b="0" l="0" r="0" t="0"/>
-                  <wp:docPr descr="" title="" id="40" name="Picture"/>
+                  <wp:docPr descr="" title="" id="43" name="Picture"/>
                   <a:graphic>
                     <a:graphicData uri="http://schemas.openxmlformats.org/drawingml/2006/picture">
                       <pic:pic>
                         <pic:nvPicPr>
-                          <pic:cNvPr descr="/Applications/Positron.app/Contents/Resources/app/quarto/share/formats/docx/warning.png" id="41" name="Picture"/>
+                          <pic:cNvPr descr="/Applications/Positron.app/Contents/Resources/app/quarto/share/formats/docx/warning.png" id="44" name="Picture"/>
                           <pic:cNvPicPr>
                             <a:picLocks noChangeArrowheads="1" noChangeAspect="1"/>
                           </pic:cNvPicPr>
                         </pic:nvPicPr>
                         <pic:blipFill>
-                          <a:blip r:embed="rId39"/>
+                          <a:blip r:embed="rId42"/>
                           <a:stretch>
                             <a:fillRect/>
                           </a:stretch>
@@ -3443,14 +3488,24 @@
         </w:tc>
       </w:tr>
     </w:tbl>
-    <w:bookmarkEnd w:id="42"/>
-    <w:bookmarkStart w:id="48" w:name="part-4-mean-se-plotted-directly"/>
+    <w:bookmarkEnd w:id="45"/>
+    <w:bookmarkStart w:id="46" w:name="part-4-mean-se-plotted-directly"/>
     <w:p>
       <w:pPr>
-        <w:pStyle w:val="Heading1"/>
+        <w:pStyle w:val="Heading2"/>
       </w:pPr>
       <w:r>
         <w:t xml:space="preserve">Part 4 · Mean ± SE — Plotted Directly</w:t>
+      </w:r>
+    </w:p>
+    <w:bookmarkEnd w:id="46"/>
+    <w:bookmarkStart w:id="52" w:name="mean-se-plotted-directly"/>
+    <w:p>
+      <w:pPr>
+        <w:pStyle w:val="Heading2"/>
+      </w:pPr>
+      <w:r>
+        <w:t xml:space="preserve">Mean ± SE — Plotted Directly</w:t>
       </w:r>
     </w:p>
     <w:p>
@@ -4176,20 +4231,20 @@
       <w:r>
         <w:drawing>
           <wp:inline>
-            <wp:extent cx="5334000" cy="5334000"/>
+            <wp:extent cx="5334000" cy="4622800"/>
             <wp:effectExtent b="0" l="0" r="0" t="0"/>
-            <wp:docPr descr="" title="" id="44" name="Picture"/>
+            <wp:docPr descr="" title="" id="48" name="Picture"/>
             <a:graphic>
               <a:graphicData uri="http://schemas.openxmlformats.org/drawingml/2006/picture">
                 <pic:pic>
                   <pic:nvPicPr>
-                    <pic:cNvPr descr="graphing_effectively_lecture_files/figure-docx/unnamed-chunk-6-1.png" id="45" name="Picture"/>
+                    <pic:cNvPr descr="graphing_effectively_lecture_files/figure-docx/unnamed-chunk-6-1.png" id="49" name="Picture"/>
                     <pic:cNvPicPr>
                       <a:picLocks noChangeArrowheads="1" noChangeAspect="1"/>
                     </pic:cNvPicPr>
                   </pic:nvPicPr>
                   <pic:blipFill>
-                    <a:blip r:embed="rId43"/>
+                    <a:blip r:embed="rId47"/>
                     <a:stretch>
                       <a:fillRect/>
                     </a:stretch>
@@ -4197,7 +4252,7 @@
                   <pic:spPr bwMode="auto">
                     <a:xfrm>
                       <a:off x="0" y="0"/>
-                      <a:ext cx="5334000" cy="5334000"/>
+                      <a:ext cx="5334000" cy="4622800"/>
                     </a:xfrm>
                     <a:prstGeom prst="rect">
                       <a:avLst/>
@@ -4435,12 +4490,12 @@
                 <wp:inline>
                   <wp:extent cx="152400" cy="152400"/>
                   <wp:effectExtent b="0" l="0" r="0" t="0"/>
-                  <wp:docPr descr="" title="" id="46" name="Picture"/>
+                  <wp:docPr descr="" title="" id="50" name="Picture"/>
                   <a:graphic>
                     <a:graphicData uri="http://schemas.openxmlformats.org/drawingml/2006/picture">
                       <pic:pic>
                         <pic:nvPicPr>
-                          <pic:cNvPr descr="/Applications/Positron.app/Contents/Resources/app/quarto/share/formats/docx/note.png" id="47" name="Picture"/>
+                          <pic:cNvPr descr="/Applications/Positron.app/Contents/Resources/app/quarto/share/formats/docx/note.png" id="51" name="Picture"/>
                           <pic:cNvPicPr>
                             <a:picLocks noChangeArrowheads="1" noChangeAspect="1"/>
                           </pic:cNvPicPr>
@@ -4525,14 +4580,24 @@
         </w:tc>
       </w:tr>
     </w:tbl>
-    <w:bookmarkEnd w:id="48"/>
-    <w:bookmarkStart w:id="54" w:name="part-5-faceting-one-panel-per-group"/>
+    <w:bookmarkEnd w:id="52"/>
+    <w:bookmarkStart w:id="53" w:name="part-5-faceting-one-panel-per-group"/>
     <w:p>
       <w:pPr>
-        <w:pStyle w:val="Heading1"/>
+        <w:pStyle w:val="Heading2"/>
       </w:pPr>
       <w:r>
         <w:t xml:space="preserve">Part 5 · Faceting — One Panel Per Group</w:t>
+      </w:r>
+    </w:p>
+    <w:bookmarkEnd w:id="53"/>
+    <w:bookmarkStart w:id="59" w:name="faceting-one-panel-per-group"/>
+    <w:p>
+      <w:pPr>
+        <w:pStyle w:val="Heading2"/>
+      </w:pPr>
+      <w:r>
+        <w:t xml:space="preserve">Faceting — One Panel Per Group</w:t>
       </w:r>
     </w:p>
     <w:p>
@@ -4958,20 +5023,20 @@
       <w:r>
         <w:drawing>
           <wp:inline>
-            <wp:extent cx="5334000" cy="5334000"/>
+            <wp:extent cx="5334000" cy="4622800"/>
             <wp:effectExtent b="0" l="0" r="0" t="0"/>
-            <wp:docPr descr="" title="" id="50" name="Picture"/>
+            <wp:docPr descr="" title="" id="55" name="Picture"/>
             <a:graphic>
               <a:graphicData uri="http://schemas.openxmlformats.org/drawingml/2006/picture">
                 <pic:pic>
                   <pic:nvPicPr>
-                    <pic:cNvPr descr="graphing_effectively_lecture_files/figure-docx/unnamed-chunk-7-1.png" id="51" name="Picture"/>
+                    <pic:cNvPr descr="graphing_effectively_lecture_files/figure-docx/unnamed-chunk-7-1.png" id="56" name="Picture"/>
                     <pic:cNvPicPr>
                       <a:picLocks noChangeArrowheads="1" noChangeAspect="1"/>
                     </pic:cNvPicPr>
                   </pic:nvPicPr>
                   <pic:blipFill>
-                    <a:blip r:embed="rId49"/>
+                    <a:blip r:embed="rId54"/>
                     <a:stretch>
                       <a:fillRect/>
                     </a:stretch>
@@ -4979,7 +5044,7 @@
                   <pic:spPr bwMode="auto">
                     <a:xfrm>
                       <a:off x="0" y="0"/>
-                      <a:ext cx="5334000" cy="5334000"/>
+                      <a:ext cx="5334000" cy="4622800"/>
                     </a:xfrm>
                     <a:prstGeom prst="rect">
                       <a:avLst/>
@@ -5106,18 +5171,18 @@
                 <wp:inline>
                   <wp:extent cx="152400" cy="152400"/>
                   <wp:effectExtent b="0" l="0" r="0" t="0"/>
-                  <wp:docPr descr="" title="" id="52" name="Picture"/>
+                  <wp:docPr descr="" title="" id="57" name="Picture"/>
                   <a:graphic>
                     <a:graphicData uri="http://schemas.openxmlformats.org/drawingml/2006/picture">
                       <pic:pic>
                         <pic:nvPicPr>
-                          <pic:cNvPr descr="/Applications/Positron.app/Contents/Resources/app/quarto/share/formats/docx/tip.png" id="53" name="Picture"/>
+                          <pic:cNvPr descr="/Applications/Positron.app/Contents/Resources/app/quarto/share/formats/docx/tip.png" id="58" name="Picture"/>
                           <pic:cNvPicPr>
                             <a:picLocks noChangeArrowheads="1" noChangeAspect="1"/>
                           </pic:cNvPicPr>
                         </pic:nvPicPr>
                         <pic:blipFill>
-                          <a:blip r:embed="rId17"/>
+                          <a:blip r:embed="rId18"/>
                           <a:stretch>
                             <a:fillRect/>
                           </a:stretch>
@@ -5227,14 +5292,24 @@
         </w:tc>
       </w:tr>
     </w:tbl>
-    <w:bookmarkEnd w:id="54"/>
-    <w:bookmarkStart w:id="63" w:name="part-6-a-quick-theme-tour"/>
+    <w:bookmarkEnd w:id="59"/>
+    <w:bookmarkStart w:id="60" w:name="part-6-a-quick-theme-tour"/>
     <w:p>
       <w:pPr>
-        <w:pStyle w:val="Heading1"/>
+        <w:pStyle w:val="Heading2"/>
       </w:pPr>
       <w:r>
         <w:t xml:space="preserve">Part 6 · A Quick Theme Tour</w:t>
+      </w:r>
+    </w:p>
+    <w:bookmarkEnd w:id="60"/>
+    <w:bookmarkStart w:id="69" w:name="a-quick-theme-tour"/>
+    <w:p>
+      <w:pPr>
+        <w:pStyle w:val="Heading2"/>
+      </w:pPr>
+      <w:r>
+        <w:t xml:space="preserve">A Quick Theme Tour</w:t>
       </w:r>
     </w:p>
     <w:p>
@@ -5281,18 +5356,18 @@
           <wp:inline>
             <wp:extent cx="5334000" cy="4622800"/>
             <wp:effectExtent b="0" l="0" r="0" t="0"/>
-            <wp:docPr descr="" title="" id="56" name="Picture"/>
+            <wp:docPr descr="" title="" id="62" name="Picture"/>
             <a:graphic>
               <a:graphicData uri="http://schemas.openxmlformats.org/drawingml/2006/picture">
                 <pic:pic>
                   <pic:nvPicPr>
-                    <pic:cNvPr descr="graphing_effectively_lecture_files/figure-docx/unnamed-chunk-8-1.png" id="57" name="Picture"/>
+                    <pic:cNvPr descr="graphing_effectively_lecture_files/figure-docx/unnamed-chunk-8-1.png" id="63" name="Picture"/>
                     <pic:cNvPicPr>
                       <a:picLocks noChangeArrowheads="1" noChangeAspect="1"/>
                     </pic:cNvPicPr>
                   </pic:nvPicPr>
                   <pic:blipFill>
-                    <a:blip r:embed="rId55"/>
+                    <a:blip r:embed="rId61"/>
                     <a:stretch>
                       <a:fillRect/>
                     </a:stretch>
@@ -5363,18 +5438,18 @@
           <wp:inline>
             <wp:extent cx="5334000" cy="4622800"/>
             <wp:effectExtent b="0" l="0" r="0" t="0"/>
-            <wp:docPr descr="" title="" id="59" name="Picture"/>
+            <wp:docPr descr="" title="" id="65" name="Picture"/>
             <a:graphic>
               <a:graphicData uri="http://schemas.openxmlformats.org/drawingml/2006/picture">
                 <pic:pic>
                   <pic:nvPicPr>
-                    <pic:cNvPr descr="graphing_effectively_lecture_files/figure-docx/unnamed-chunk-9-1.png" id="60" name="Picture"/>
+                    <pic:cNvPr descr="graphing_effectively_lecture_files/figure-docx/unnamed-chunk-9-1.png" id="66" name="Picture"/>
                     <pic:cNvPicPr>
                       <a:picLocks noChangeArrowheads="1" noChangeAspect="1"/>
                     </pic:cNvPicPr>
                   </pic:nvPicPr>
                   <pic:blipFill>
-                    <a:blip r:embed="rId58"/>
+                    <a:blip r:embed="rId64"/>
                     <a:stretch>
                       <a:fillRect/>
                     </a:stretch>
@@ -5505,12 +5580,12 @@
                 <wp:inline>
                   <wp:extent cx="152400" cy="152400"/>
                   <wp:effectExtent b="0" l="0" r="0" t="0"/>
-                  <wp:docPr descr="" title="" id="61" name="Picture"/>
+                  <wp:docPr descr="" title="" id="67" name="Picture"/>
                   <a:graphic>
                     <a:graphicData uri="http://schemas.openxmlformats.org/drawingml/2006/picture">
                       <pic:pic>
                         <pic:nvPicPr>
-                          <pic:cNvPr descr="/Applications/Positron.app/Contents/Resources/app/quarto/share/formats/docx/note.png" id="62" name="Picture"/>
+                          <pic:cNvPr descr="/Applications/Positron.app/Contents/Resources/app/quarto/share/formats/docx/note.png" id="68" name="Picture"/>
                           <pic:cNvPicPr>
                             <a:picLocks noChangeArrowheads="1" noChangeAspect="1"/>
                           </pic:cNvPicPr>
@@ -5611,14 +5686,24 @@
         </w:tc>
       </w:tr>
     </w:tbl>
-    <w:bookmarkEnd w:id="63"/>
-    <w:bookmarkStart w:id="68" w:name="part-7-saving-a-real-figure"/>
+    <w:bookmarkEnd w:id="69"/>
+    <w:bookmarkStart w:id="70" w:name="part-7-saving-a-real-figure"/>
     <w:p>
       <w:pPr>
-        <w:pStyle w:val="Heading1"/>
+        <w:pStyle w:val="Heading2"/>
       </w:pPr>
       <w:r>
         <w:t xml:space="preserve">Part 7 · Saving a Real Figure</w:t>
+      </w:r>
+    </w:p>
+    <w:bookmarkEnd w:id="70"/>
+    <w:bookmarkStart w:id="75" w:name="saving-a-real-figure"/>
+    <w:p>
+      <w:pPr>
+        <w:pStyle w:val="Heading2"/>
+      </w:pPr>
+      <w:r>
+        <w:t xml:space="preserve">Saving a Real Figure</w:t>
       </w:r>
     </w:p>
     <w:p>
@@ -5856,18 +5941,18 @@
                 <wp:inline>
                   <wp:extent cx="152400" cy="152400"/>
                   <wp:effectExtent b="0" l="0" r="0" t="0"/>
-                  <wp:docPr descr="" title="" id="64" name="Picture"/>
+                  <wp:docPr descr="" title="" id="71" name="Picture"/>
                   <a:graphic>
                     <a:graphicData uri="http://schemas.openxmlformats.org/drawingml/2006/picture">
                       <pic:pic>
                         <pic:nvPicPr>
-                          <pic:cNvPr descr="/Applications/Positron.app/Contents/Resources/app/quarto/share/formats/docx/warning.png" id="65" name="Picture"/>
+                          <pic:cNvPr descr="/Applications/Positron.app/Contents/Resources/app/quarto/share/formats/docx/warning.png" id="72" name="Picture"/>
                           <pic:cNvPicPr>
                             <a:picLocks noChangeArrowheads="1" noChangeAspect="1"/>
                           </pic:cNvPicPr>
                         </pic:nvPicPr>
                         <pic:blipFill>
-                          <a:blip r:embed="rId39"/>
+                          <a:blip r:embed="rId42"/>
                           <a:stretch>
                             <a:fillRect/>
                           </a:stretch>
@@ -6049,12 +6134,12 @@
                 <wp:inline>
                   <wp:extent cx="152400" cy="152400"/>
                   <wp:effectExtent b="0" l="0" r="0" t="0"/>
-                  <wp:docPr descr="" title="" id="66" name="Picture"/>
+                  <wp:docPr descr="" title="" id="73" name="Picture"/>
                   <a:graphic>
                     <a:graphicData uri="http://schemas.openxmlformats.org/drawingml/2006/picture">
                       <pic:pic>
                         <pic:nvPicPr>
-                          <pic:cNvPr descr="/Applications/Positron.app/Contents/Resources/app/quarto/share/formats/docx/note.png" id="67" name="Picture"/>
+                          <pic:cNvPr descr="/Applications/Positron.app/Contents/Resources/app/quarto/share/formats/docx/note.png" id="74" name="Picture"/>
                           <pic:cNvPicPr>
                             <a:picLocks noChangeArrowheads="1" noChangeAspect="1"/>
                           </pic:cNvPicPr>
@@ -6205,11 +6290,11 @@
         </w:tc>
       </w:tr>
     </w:tbl>
-    <w:bookmarkEnd w:id="68"/>
-    <w:bookmarkStart w:id="73" w:name="wrap-up"/>
+    <w:bookmarkEnd w:id="75"/>
+    <w:bookmarkStart w:id="80" w:name="wrap-up"/>
     <w:p>
       <w:pPr>
-        <w:pStyle w:val="Heading1"/>
+        <w:pStyle w:val="Heading2"/>
       </w:pPr>
       <w:r>
         <w:t xml:space="preserve">Wrap-up</w:t>
@@ -6402,18 +6487,18 @@
                 <wp:inline>
                   <wp:extent cx="152400" cy="152400"/>
                   <wp:effectExtent b="0" l="0" r="0" t="0"/>
-                  <wp:docPr descr="" title="" id="69" name="Picture"/>
+                  <wp:docPr descr="" title="" id="76" name="Picture"/>
                   <a:graphic>
                     <a:graphicData uri="http://schemas.openxmlformats.org/drawingml/2006/picture">
                       <pic:pic>
                         <pic:nvPicPr>
-                          <pic:cNvPr descr="/Applications/Positron.app/Contents/Resources/app/quarto/share/formats/docx/tip.png" id="70" name="Picture"/>
+                          <pic:cNvPr descr="/Applications/Positron.app/Contents/Resources/app/quarto/share/formats/docx/tip.png" id="77" name="Picture"/>
                           <pic:cNvPicPr>
                             <a:picLocks noChangeArrowheads="1" noChangeAspect="1"/>
                           </pic:cNvPicPr>
                         </pic:nvPicPr>
                         <pic:blipFill>
-                          <a:blip r:embed="rId17"/>
+                          <a:blip r:embed="rId18"/>
                           <a:stretch>
                             <a:fillRect/>
                           </a:stretch>
@@ -6560,12 +6645,12 @@
                 <wp:inline>
                   <wp:extent cx="152400" cy="152400"/>
                   <wp:effectExtent b="0" l="0" r="0" t="0"/>
-                  <wp:docPr descr="" title="" id="71" name="Picture"/>
+                  <wp:docPr descr="" title="" id="78" name="Picture"/>
                   <a:graphic>
                     <a:graphicData uri="http://schemas.openxmlformats.org/drawingml/2006/picture">
                       <pic:pic>
                         <pic:nvPicPr>
-                          <pic:cNvPr descr="/Applications/Positron.app/Contents/Resources/app/quarto/share/formats/docx/note.png" id="72" name="Picture"/>
+                          <pic:cNvPr descr="/Applications/Positron.app/Contents/Resources/app/quarto/share/formats/docx/note.png" id="79" name="Picture"/>
                           <pic:cNvPicPr>
                             <a:picLocks noChangeArrowheads="1" noChangeAspect="1"/>
                           </pic:cNvPicPr>
@@ -6650,11 +6735,11 @@
         </w:tc>
       </w:tr>
     </w:tbl>
-    <w:bookmarkEnd w:id="73"/>
-    <w:bookmarkStart w:id="76" w:name="getting-unstuck"/>
+    <w:bookmarkEnd w:id="80"/>
+    <w:bookmarkStart w:id="83" w:name="getting-unstuck"/>
     <w:p>
       <w:pPr>
-        <w:pStyle w:val="Heading1"/>
+        <w:pStyle w:val="Heading2"/>
       </w:pPr>
       <w:r>
         <w:t xml:space="preserve">Getting unstuck</w:t>
@@ -6852,12 +6937,12 @@
                 <wp:inline>
                   <wp:extent cx="152400" cy="152400"/>
                   <wp:effectExtent b="0" l="0" r="0" t="0"/>
-                  <wp:docPr descr="" title="" id="74" name="Picture"/>
+                  <wp:docPr descr="" title="" id="81" name="Picture"/>
                   <a:graphic>
                     <a:graphicData uri="http://schemas.openxmlformats.org/drawingml/2006/picture">
                       <pic:pic>
                         <pic:nvPicPr>
-                          <pic:cNvPr descr="/Applications/Positron.app/Contents/Resources/app/quarto/share/formats/docx/note.png" id="75" name="Picture"/>
+                          <pic:cNvPr descr="/Applications/Positron.app/Contents/Resources/app/quarto/share/formats/docx/note.png" id="82" name="Picture"/>
                           <pic:cNvPicPr>
                             <a:picLocks noChangeArrowheads="1" noChangeAspect="1"/>
                           </pic:cNvPicPr>
@@ -6942,7 +7027,7 @@
         </w:tc>
       </w:tr>
     </w:tbl>
-    <w:bookmarkEnd w:id="76"/>
+    <w:bookmarkEnd w:id="83"/>
     <w:sectPr>
       <w:footnotePr>
         <w:numRestart w:val="eachSect"/>

--- a/docs/content/graphing_effectively/graphing_effectively_lecture.docx
+++ b/docs/content/graphing_effectively/graphing_effectively_lecture.docx
@@ -7,7 +7,7 @@
         <w:pStyle w:val="Title"/>
       </w:pPr>
       <w:r>
-        <w:t xml:space="preserve">Graphing Effectively</w:t>
+        <w:t xml:space="preserve">Lecture: Graphing Effectively</w:t>
       </w:r>
     </w:p>
     <w:p>
@@ -249,7 +249,7 @@
                 <w:b/>
                 <w:bCs/>
               </w:rPr>
-              <w:t xml:space="preserve">✅ Key idea from Module 3</w:t>
+              <w:t xml:space="preserve">✅ Key idea from Describing Your Data</w:t>
             </w:r>
           </w:p>
           <w:p>
@@ -1032,7 +1032,7 @@
                 <w:b/>
                 <w:bCs/>
               </w:rPr>
-              <w:t xml:space="preserve">🖐 Recap from Module 1</w:t>
+              <w:t xml:space="preserve">🖐 Recap from Getting Started</w:t>
             </w:r>
           </w:p>
           <w:p>
@@ -1530,7 +1530,31 @@
         <w:rPr>
           <w:rStyle w:val="NormalTok"/>
         </w:rPr>
-        <w:t xml:space="preserve">() </w:t>
+        <w:t xml:space="preserve">(</w:t>
+      </w:r>
+      <w:r>
+        <w:rPr>
+          <w:rStyle w:val="AttributeTok"/>
+        </w:rPr>
+        <w:t xml:space="preserve">base_size =</w:t>
+      </w:r>
+      <w:r>
+        <w:rPr>
+          <w:rStyle w:val="NormalTok"/>
+        </w:rPr>
+        <w:t xml:space="preserve"> </w:t>
+      </w:r>
+      <w:r>
+        <w:rPr>
+          <w:rStyle w:val="DecValTok"/>
+        </w:rPr>
+        <w:t xml:space="preserve">9</w:t>
+      </w:r>
+      <w:r>
+        <w:rPr>
+          <w:rStyle w:val="NormalTok"/>
+        </w:rPr>
+        <w:t xml:space="preserve">) </w:t>
       </w:r>
       <w:r>
         <w:rPr>
@@ -2398,7 +2422,31 @@
         <w:rPr>
           <w:rStyle w:val="NormalTok"/>
         </w:rPr>
-        <w:t xml:space="preserve">() </w:t>
+        <w:t xml:space="preserve">(</w:t>
+      </w:r>
+      <w:r>
+        <w:rPr>
+          <w:rStyle w:val="AttributeTok"/>
+        </w:rPr>
+        <w:t xml:space="preserve">base_size =</w:t>
+      </w:r>
+      <w:r>
+        <w:rPr>
+          <w:rStyle w:val="NormalTok"/>
+        </w:rPr>
+        <w:t xml:space="preserve"> </w:t>
+      </w:r>
+      <w:r>
+        <w:rPr>
+          <w:rStyle w:val="DecValTok"/>
+        </w:rPr>
+        <w:t xml:space="preserve">9</w:t>
+      </w:r>
+      <w:r>
+        <w:rPr>
+          <w:rStyle w:val="NormalTok"/>
+        </w:rPr>
+        <w:t xml:space="preserve">) </w:t>
       </w:r>
       <w:r>
         <w:rPr>
@@ -2905,7 +2953,31 @@
         <w:rPr>
           <w:rStyle w:val="NormalTok"/>
         </w:rPr>
-        <w:t xml:space="preserve">() </w:t>
+        <w:t xml:space="preserve">(</w:t>
+      </w:r>
+      <w:r>
+        <w:rPr>
+          <w:rStyle w:val="AttributeTok"/>
+        </w:rPr>
+        <w:t xml:space="preserve">base_size =</w:t>
+      </w:r>
+      <w:r>
+        <w:rPr>
+          <w:rStyle w:val="NormalTok"/>
+        </w:rPr>
+        <w:t xml:space="preserve"> </w:t>
+      </w:r>
+      <w:r>
+        <w:rPr>
+          <w:rStyle w:val="DecValTok"/>
+        </w:rPr>
+        <w:t xml:space="preserve">9</w:t>
+      </w:r>
+      <w:r>
+        <w:rPr>
+          <w:rStyle w:val="NormalTok"/>
+        </w:rPr>
+        <w:t xml:space="preserve">) </w:t>
       </w:r>
       <w:r>
         <w:rPr>
@@ -3735,7 +3807,31 @@
         <w:rPr>
           <w:rStyle w:val="NormalTok"/>
         </w:rPr>
-        <w:t xml:space="preserve">() </w:t>
+        <w:t xml:space="preserve">(</w:t>
+      </w:r>
+      <w:r>
+        <w:rPr>
+          <w:rStyle w:val="AttributeTok"/>
+        </w:rPr>
+        <w:t xml:space="preserve">base_size =</w:t>
+      </w:r>
+      <w:r>
+        <w:rPr>
+          <w:rStyle w:val="NormalTok"/>
+        </w:rPr>
+        <w:t xml:space="preserve"> </w:t>
+      </w:r>
+      <w:r>
+        <w:rPr>
+          <w:rStyle w:val="DecValTok"/>
+        </w:rPr>
+        <w:t xml:space="preserve">9</w:t>
+      </w:r>
+      <w:r>
+        <w:rPr>
+          <w:rStyle w:val="NormalTok"/>
+        </w:rPr>
+        <w:t xml:space="preserve">) </w:t>
       </w:r>
       <w:r>
         <w:rPr>
@@ -5184,7 +5280,31 @@
         <w:rPr>
           <w:rStyle w:val="NormalTok"/>
         </w:rPr>
-        <w:t xml:space="preserve">()</w:t>
+        <w:t xml:space="preserve">(</w:t>
+      </w:r>
+      <w:r>
+        <w:rPr>
+          <w:rStyle w:val="AttributeTok"/>
+        </w:rPr>
+        <w:t xml:space="preserve">base_size =</w:t>
+      </w:r>
+      <w:r>
+        <w:rPr>
+          <w:rStyle w:val="NormalTok"/>
+        </w:rPr>
+        <w:t xml:space="preserve"> </w:t>
+      </w:r>
+      <w:r>
+        <w:rPr>
+          <w:rStyle w:val="DecValTok"/>
+        </w:rPr>
+        <w:t xml:space="preserve">9</w:t>
+      </w:r>
+      <w:r>
+        <w:rPr>
+          <w:rStyle w:val="NormalTok"/>
+        </w:rPr>
+        <w:t xml:space="preserve">)</w:t>
       </w:r>
       <w:r>
         <w:br/>
@@ -5696,7 +5816,7 @@
               <w:t xml:space="preserve"> </w:t>
             </w:r>
             <w:r>
-              <w:t xml:space="preserve">Module 3 found</w:t>
+              <w:t xml:space="preserve">We found</w:t>
             </w:r>
             <w:r>
               <w:t xml:space="preserve"> </w:t>
@@ -5711,7 +5831,7 @@
               <w:t xml:space="preserve"> </w:t>
             </w:r>
             <w:r>
-              <w:t xml:space="preserve">≈ 17.7 and a fairly small gap from the median. What shape do you expect the full distribution to have — symmetric, or skewed?</w:t>
+              <w:t xml:space="preserve">≈ 17.7 in Describing Your Data, with a fairly small gap from the median. What shape do you expect the full distribution to have — symmetric, or skewed?</w:t>
             </w:r>
           </w:p>
           <w:p/>
@@ -6011,7 +6131,31 @@
         <w:rPr>
           <w:rStyle w:val="NormalTok"/>
         </w:rPr>
-        <w:t xml:space="preserve">()</w:t>
+        <w:t xml:space="preserve">(</w:t>
+      </w:r>
+      <w:r>
+        <w:rPr>
+          <w:rStyle w:val="AttributeTok"/>
+        </w:rPr>
+        <w:t xml:space="preserve">base_size =</w:t>
+      </w:r>
+      <w:r>
+        <w:rPr>
+          <w:rStyle w:val="NormalTok"/>
+        </w:rPr>
+        <w:t xml:space="preserve"> </w:t>
+      </w:r>
+      <w:r>
+        <w:rPr>
+          <w:rStyle w:val="DecValTok"/>
+        </w:rPr>
+        <w:t xml:space="preserve">9</w:t>
+      </w:r>
+      <w:r>
+        <w:rPr>
+          <w:rStyle w:val="NormalTok"/>
+        </w:rPr>
+        <w:t xml:space="preserve">)</w:t>
       </w:r>
     </w:p>
     <w:p>
@@ -6661,7 +6805,31 @@
         <w:rPr>
           <w:rStyle w:val="NormalTok"/>
         </w:rPr>
-        <w:t xml:space="preserve">() </w:t>
+        <w:t xml:space="preserve">(</w:t>
+      </w:r>
+      <w:r>
+        <w:rPr>
+          <w:rStyle w:val="AttributeTok"/>
+        </w:rPr>
+        <w:t xml:space="preserve">base_size =</w:t>
+      </w:r>
+      <w:r>
+        <w:rPr>
+          <w:rStyle w:val="NormalTok"/>
+        </w:rPr>
+        <w:t xml:space="preserve"> </w:t>
+      </w:r>
+      <w:r>
+        <w:rPr>
+          <w:rStyle w:val="DecValTok"/>
+        </w:rPr>
+        <w:t xml:space="preserve">8</w:t>
+      </w:r>
+      <w:r>
+        <w:rPr>
+          <w:rStyle w:val="NormalTok"/>
+        </w:rPr>
+        <w:t xml:space="preserve">) </w:t>
       </w:r>
       <w:r>
         <w:rPr>
@@ -7193,7 +7361,31 @@
         <w:rPr>
           <w:rStyle w:val="NormalTok"/>
         </w:rPr>
-        <w:t xml:space="preserve">()</w:t>
+        <w:t xml:space="preserve">(</w:t>
+      </w:r>
+      <w:r>
+        <w:rPr>
+          <w:rStyle w:val="AttributeTok"/>
+        </w:rPr>
+        <w:t xml:space="preserve">base_size =</w:t>
+      </w:r>
+      <w:r>
+        <w:rPr>
+          <w:rStyle w:val="NormalTok"/>
+        </w:rPr>
+        <w:t xml:space="preserve"> </w:t>
+      </w:r>
+      <w:r>
+        <w:rPr>
+          <w:rStyle w:val="DecValTok"/>
+        </w:rPr>
+        <w:t xml:space="preserve">9</w:t>
+      </w:r>
+      <w:r>
+        <w:rPr>
+          <w:rStyle w:val="NormalTok"/>
+        </w:rPr>
+        <w:t xml:space="preserve">)</w:t>
       </w:r>
     </w:p>
     <w:p>
@@ -8044,7 +8236,31 @@
         <w:rPr>
           <w:rStyle w:val="NormalTok"/>
         </w:rPr>
-        <w:t xml:space="preserve">() </w:t>
+        <w:t xml:space="preserve">(</w:t>
+      </w:r>
+      <w:r>
+        <w:rPr>
+          <w:rStyle w:val="AttributeTok"/>
+        </w:rPr>
+        <w:t xml:space="preserve">base_size =</w:t>
+      </w:r>
+      <w:r>
+        <w:rPr>
+          <w:rStyle w:val="NormalTok"/>
+        </w:rPr>
+        <w:t xml:space="preserve"> </w:t>
+      </w:r>
+      <w:r>
+        <w:rPr>
+          <w:rStyle w:val="DecValTok"/>
+        </w:rPr>
+        <w:t xml:space="preserve">9</w:t>
+      </w:r>
+      <w:r>
+        <w:rPr>
+          <w:rStyle w:val="NormalTok"/>
+        </w:rPr>
+        <w:t xml:space="preserve">) </w:t>
       </w:r>
       <w:r>
         <w:rPr>
@@ -8459,7 +8675,7 @@
               <w:spacing w:after="16"/>
             </w:pPr>
             <w:r>
-              <w:t xml:space="preserve">This is the exact same mean and SE you calculated by hand in Module 3 — now you can see them.</w:t>
+              <w:t xml:space="preserve">This is the exact same mean and SE you calculated by hand in Describing Your Data — now you can see them.</w:t>
             </w:r>
           </w:p>
           <w:p/>
@@ -8836,7 +9052,31 @@
         <w:rPr>
           <w:rStyle w:val="NormalTok"/>
         </w:rPr>
-        <w:t xml:space="preserve">() </w:t>
+        <w:t xml:space="preserve">(</w:t>
+      </w:r>
+      <w:r>
+        <w:rPr>
+          <w:rStyle w:val="AttributeTok"/>
+        </w:rPr>
+        <w:t xml:space="preserve">base_size =</w:t>
+      </w:r>
+      <w:r>
+        <w:rPr>
+          <w:rStyle w:val="NormalTok"/>
+        </w:rPr>
+        <w:t xml:space="preserve"> </w:t>
+      </w:r>
+      <w:r>
+        <w:rPr>
+          <w:rStyle w:val="DecValTok"/>
+        </w:rPr>
+        <w:t xml:space="preserve">7</w:t>
+      </w:r>
+      <w:r>
+        <w:rPr>
+          <w:rStyle w:val="NormalTok"/>
+        </w:rPr>
+        <w:t xml:space="preserve">) </w:t>
       </w:r>
       <w:r>
         <w:rPr>
@@ -9230,7 +9470,31 @@
         <w:rPr>
           <w:rStyle w:val="NormalTok"/>
         </w:rPr>
-        <w:t xml:space="preserve">()</w:t>
+        <w:t xml:space="preserve">(</w:t>
+      </w:r>
+      <w:r>
+        <w:rPr>
+          <w:rStyle w:val="AttributeTok"/>
+        </w:rPr>
+        <w:t xml:space="preserve">base_size =</w:t>
+      </w:r>
+      <w:r>
+        <w:rPr>
+          <w:rStyle w:val="NormalTok"/>
+        </w:rPr>
+        <w:t xml:space="preserve"> </w:t>
+      </w:r>
+      <w:r>
+        <w:rPr>
+          <w:rStyle w:val="DecValTok"/>
+        </w:rPr>
+        <w:t xml:space="preserve">9</w:t>
+      </w:r>
+      <w:r>
+        <w:rPr>
+          <w:rStyle w:val="NormalTok"/>
+        </w:rPr>
+        <w:t xml:space="preserve">)</w:t>
       </w:r>
     </w:p>
     <w:p>
@@ -9312,7 +9576,31 @@
         <w:rPr>
           <w:rStyle w:val="NormalTok"/>
         </w:rPr>
-        <w:t xml:space="preserve">()</w:t>
+        <w:t xml:space="preserve">(</w:t>
+      </w:r>
+      <w:r>
+        <w:rPr>
+          <w:rStyle w:val="AttributeTok"/>
+        </w:rPr>
+        <w:t xml:space="preserve">base_size =</w:t>
+      </w:r>
+      <w:r>
+        <w:rPr>
+          <w:rStyle w:val="NormalTok"/>
+        </w:rPr>
+        <w:t xml:space="preserve"> </w:t>
+      </w:r>
+      <w:r>
+        <w:rPr>
+          <w:rStyle w:val="DecValTok"/>
+        </w:rPr>
+        <w:t xml:space="preserve">9</w:t>
+      </w:r>
+      <w:r>
+        <w:rPr>
+          <w:rStyle w:val="NormalTok"/>
+        </w:rPr>
+        <w:t xml:space="preserve">)</w:t>
       </w:r>
     </w:p>
     <w:p>
@@ -11002,7 +11290,31 @@
         <w:rPr>
           <w:rStyle w:val="NormalTok"/>
         </w:rPr>
-        <w:t xml:space="preserve">()</w:t>
+        <w:t xml:space="preserve">(</w:t>
+      </w:r>
+      <w:r>
+        <w:rPr>
+          <w:rStyle w:val="AttributeTok"/>
+        </w:rPr>
+        <w:t xml:space="preserve">base_size =</w:t>
+      </w:r>
+      <w:r>
+        <w:rPr>
+          <w:rStyle w:val="NormalTok"/>
+        </w:rPr>
+        <w:t xml:space="preserve"> </w:t>
+      </w:r>
+      <w:r>
+        <w:rPr>
+          <w:rStyle w:val="DecValTok"/>
+        </w:rPr>
+        <w:t xml:space="preserve">9</w:t>
+      </w:r>
+      <w:r>
+        <w:rPr>
+          <w:rStyle w:val="NormalTok"/>
+        </w:rPr>
+        <w:t xml:space="preserve">)</w:t>
       </w:r>
     </w:p>
     <w:p>
@@ -12341,7 +12653,31 @@
         <w:rPr>
           <w:rStyle w:val="NormalTok"/>
         </w:rPr>
-        <w:t xml:space="preserve">()</w:t>
+        <w:t xml:space="preserve">(</w:t>
+      </w:r>
+      <w:r>
+        <w:rPr>
+          <w:rStyle w:val="AttributeTok"/>
+        </w:rPr>
+        <w:t xml:space="preserve">base_size =</w:t>
+      </w:r>
+      <w:r>
+        <w:rPr>
+          <w:rStyle w:val="NormalTok"/>
+        </w:rPr>
+        <w:t xml:space="preserve"> </w:t>
+      </w:r>
+      <w:r>
+        <w:rPr>
+          <w:rStyle w:val="DecValTok"/>
+        </w:rPr>
+        <w:t xml:space="preserve">9</w:t>
+      </w:r>
+      <w:r>
+        <w:rPr>
+          <w:rStyle w:val="NormalTok"/>
+        </w:rPr>
+        <w:t xml:space="preserve">)</w:t>
       </w:r>
     </w:p>
     <w:p>
@@ -13916,8 +14252,8 @@
     </w:pPr>
     <w:rPr>
       <w:rFonts w:asciiTheme="majorHAnsi" w:cstheme="majorBidi" w:eastAsiaTheme="majorEastAsia" w:hAnsiTheme="majorHAnsi"/>
-      <w:sz w:val="32"/>
-      <w:szCs w:val="32"/>
+      <w:sz w:val="28"/>
+      <w:szCs w:val="28"/>
     </w:rPr>
   </w:style>
   <w:style w:customStyle="1" w:styleId="TitleChar" w:type="character">
@@ -13928,8 +14264,8 @@
     <w:rsid w:val="00A10FD9"/>
     <w:rPr>
       <w:rFonts w:asciiTheme="majorHAnsi" w:cstheme="majorBidi" w:eastAsiaTheme="majorEastAsia" w:hAnsiTheme="majorHAnsi"/>
-      <w:sz w:val="56"/>
-      <w:szCs w:val="56"/>
+      <w:sz w:val="28"/>
+      <w:szCs w:val="28"/>
     </w:rPr>
   </w:style>
   <w:style w:styleId="Subtitle" w:type="paragraph">

--- a/docs/content/graphing_effectively/graphing_effectively_lecture.docx
+++ b/docs/content/graphing_effectively/graphing_effectively_lecture.docx
@@ -260,7 +260,7 @@
               <w:spacing w:after="16"/>
             </w:pPr>
             <w:r>
-              <w:t xml:space="preserve">You now have real numbers describing lee vs. windward needles. Today we make those numbers</w:t>
+              <w:t xml:space="preserve">You now have real numbers describing shady vs. sunny needles. Today we make those numbers</w:t>
             </w:r>
             <w:r>
               <w:t xml:space="preserve"> </w:t>
@@ -1428,7 +1428,7 @@
         <w:rPr>
           <w:rStyle w:val="StringTok"/>
         </w:rPr>
-        <w:t xml:space="preserve">"Side (n = lee, s = windward)"</w:t>
+        <w:t xml:space="preserve">"Side (n = shady, s = sunny)"</w:t>
       </w:r>
       <w:r>
         <w:rPr>
@@ -3672,7 +3672,7 @@
         <w:rPr>
           <w:rStyle w:val="StringTok"/>
         </w:rPr>
-        <w:t xml:space="preserve">"Side of tree (lee = n, windward = s)"</w:t>
+        <w:t xml:space="preserve">"Side of tree (shady = n, sunny = s)"</w:t>
       </w:r>
       <w:r>
         <w:rPr>
@@ -11068,7 +11068,7 @@
         <w:rPr>
           <w:rStyle w:val="StringTok"/>
         </w:rPr>
-        <w:t xml:space="preserve">"Lee (sheltered)"</w:t>
+        <w:t xml:space="preserve">"Shady (sheltered)"</w:t>
       </w:r>
       <w:r>
         <w:rPr>
@@ -11092,7 +11092,7 @@
         <w:rPr>
           <w:rStyle w:val="StringTok"/>
         </w:rPr>
-        <w:t xml:space="preserve">"Windward"</w:t>
+        <w:t xml:space="preserve">"Sunny"</w:t>
       </w:r>
       <w:r>
         <w:rPr>
@@ -11750,7 +11750,7 @@
         <w:rPr>
           <w:rStyle w:val="CommentTok"/>
         </w:rPr>
-        <w:t xml:space="preserve"># Typo: "wind" instead of the real value "s"</w:t>
+        <w:t xml:space="preserve"># Typo: "sun" instead of the real value "s"</w:t>
       </w:r>
       <w:r>
         <w:br/>
@@ -11930,7 +11930,7 @@
         <w:rPr>
           <w:rStyle w:val="AttributeTok"/>
         </w:rPr>
-        <w:t xml:space="preserve">wind =</w:t>
+        <w:t xml:space="preserve">sun =</w:t>
       </w:r>
       <w:r>
         <w:rPr>
@@ -12431,7 +12431,7 @@
         <w:rPr>
           <w:rStyle w:val="StringTok"/>
         </w:rPr>
-        <w:t xml:space="preserve">"Lee (sheltered)"</w:t>
+        <w:t xml:space="preserve">"Shady (sheltered)"</w:t>
       </w:r>
       <w:r>
         <w:rPr>
@@ -12455,7 +12455,7 @@
         <w:rPr>
           <w:rStyle w:val="StringTok"/>
         </w:rPr>
-        <w:t xml:space="preserve">"Windward"</w:t>
+        <w:t xml:space="preserve">"Sunny"</w:t>
       </w:r>
       <w:r>
         <w:rPr>

--- a/docs/content/graphing_effectively/graphing_effectively_lecture.docx
+++ b/docs/content/graphing_effectively/graphing_effectively_lecture.docx
@@ -5596,7 +5596,7 @@
               <w:rPr>
                 <w:rStyle w:val="VerbatimChar"/>
               </w:rPr>
-              <w:t xml:space="preserve">color = "steelblue"</w:t>
+              <w:t xml:space="preserve">color = "darkblue"</w:t>
             </w:r>
             <w:r>
               <w:t xml:space="preserve"> </w:t>
@@ -5945,7 +5945,7 @@
         <w:rPr>
           <w:rStyle w:val="StringTok"/>
         </w:rPr>
-        <w:t xml:space="preserve">"steelblue"</w:t>
+        <w:t xml:space="preserve">"darkblue"</w:t>
       </w:r>
       <w:r>
         <w:rPr>

--- a/docs/content/graphing_effectively/graphing_effectively_lecture.docx
+++ b/docs/content/graphing_effectively/graphing_effectively_lecture.docx
@@ -3594,7 +3594,7 @@
         <w:rPr>
           <w:rStyle w:val="AttributeTok"/>
         </w:rPr>
-        <w:t xml:space="preserve">title    =</w:t>
+        <w:t xml:space="preserve">title =</w:t>
       </w:r>
       <w:r>
         <w:rPr>
@@ -3660,7 +3660,7 @@
         <w:rPr>
           <w:rStyle w:val="AttributeTok"/>
         </w:rPr>
-        <w:t xml:space="preserve">x        =</w:t>
+        <w:t xml:space="preserve">x =</w:t>
       </w:r>
       <w:r>
         <w:rPr>
@@ -3693,7 +3693,7 @@
         <w:rPr>
           <w:rStyle w:val="AttributeTok"/>
         </w:rPr>
-        <w:t xml:space="preserve">y        =</w:t>
+        <w:t xml:space="preserve">y =</w:t>
       </w:r>
       <w:r>
         <w:rPr>
@@ -3726,7 +3726,7 @@
         <w:rPr>
           <w:rStyle w:val="AttributeTok"/>
         </w:rPr>
-        <w:t xml:space="preserve">fill     =</w:t>
+        <w:t xml:space="preserve">fill =</w:t>
       </w:r>
       <w:r>
         <w:rPr>
@@ -3759,7 +3759,7 @@
         <w:rPr>
           <w:rStyle w:val="AttributeTok"/>
         </w:rPr>
-        <w:t xml:space="preserve">caption  =</w:t>
+        <w:t xml:space="preserve">caption =</w:t>
       </w:r>
       <w:r>
         <w:rPr>
@@ -4539,7 +4539,7 @@
         <w:rPr>
           <w:rStyle w:val="NormalTok"/>
         </w:rPr>
-        <w:t xml:space="preserve">)   </w:t>
+        <w:t xml:space="preserve">) </w:t>
       </w:r>
       <w:r>
         <w:rPr>
@@ -10999,7 +10999,7 @@
         <w:rPr>
           <w:rStyle w:val="AttributeTok"/>
         </w:rPr>
-        <w:t xml:space="preserve">name   =</w:t>
+        <w:t xml:space="preserve">name =</w:t>
       </w:r>
       <w:r>
         <w:rPr>
@@ -12078,10 +12078,11 @@
           </w:p>
           <w:p>
             <w:pPr>
-              <w:pStyle w:val="BodyText"/>
-            </w:pPr>
-            <w:pPr>
-              <w:spacing w:after="16"/>
+              <w:pStyle w:val="Compact"/>
+              <w:numPr>
+                <w:ilvl w:val="0"/>
+                <w:numId w:val="1010"/>
+              </w:numPr>
             </w:pPr>
             <w:r>
               <w:t xml:space="preserve">Every level that appears in your data</w:t>
@@ -12111,9 +12112,15 @@
               </w:rPr>
               <w:t xml:space="preserve">values</w:t>
             </w:r>
-            <w:r>
-              <w:t xml:space="preserve"> </w:t>
-            </w:r>
+          </w:p>
+          <w:p>
+            <w:pPr>
+              <w:pStyle w:val="Compact"/>
+              <w:numPr>
+                <w:ilvl w:val="0"/>
+                <w:numId w:val="1010"/>
+              </w:numPr>
+            </w:pPr>
             <w:r>
               <w:t xml:space="preserve">(and in</w:t>
             </w:r>
@@ -12127,7 +12134,19 @@
               <w:t xml:space="preserve">labels</w:t>
             </w:r>
             <w:r>
-              <w:t xml:space="preserve">, if you supply it), spelled exactly as it appears in the column — check with</w:t>
+              <w:t xml:space="preserve">, if you supply it), spelled exactly as it appears in the column</w:t>
+            </w:r>
+          </w:p>
+          <w:p>
+            <w:pPr>
+              <w:pStyle w:val="Compact"/>
+              <w:numPr>
+                <w:ilvl w:val="0"/>
+                <w:numId w:val="1010"/>
+              </w:numPr>
+            </w:pPr>
+            <w:r>
+              <w:t xml:space="preserve">check with</w:t>
             </w:r>
             <w:r>
               <w:t xml:space="preserve"> </w:t>
@@ -12142,7 +12161,19 @@
               <w:t xml:space="preserve"> </w:t>
             </w:r>
             <w:r>
-              <w:t xml:space="preserve">first if you’re not sure. A missing or misspelled level draws as grey with a warning.</w:t>
+              <w:t xml:space="preserve">first if you’re not sure</w:t>
+            </w:r>
+          </w:p>
+          <w:p>
+            <w:pPr>
+              <w:pStyle w:val="Compact"/>
+              <w:numPr>
+                <w:ilvl w:val="0"/>
+                <w:numId w:val="1010"/>
+              </w:numPr>
+            </w:pPr>
+            <w:r>
+              <w:t xml:space="preserve">A missing or misspelled level draws as grey with a warning.</w:t>
             </w:r>
           </w:p>
           <w:p/>
@@ -12362,7 +12393,7 @@
         <w:rPr>
           <w:rStyle w:val="AttributeTok"/>
         </w:rPr>
-        <w:t xml:space="preserve">name   =</w:t>
+        <w:t xml:space="preserve">name =</w:t>
       </w:r>
       <w:r>
         <w:rPr>
@@ -12974,7 +13005,7 @@
         <w:pStyle w:val="Compact"/>
         <w:numPr>
           <w:ilvl w:val="0"/>
-          <w:numId w:val="1010"/>
+          <w:numId w:val="1011"/>
         </w:numPr>
       </w:pPr>
       <w:r>
@@ -12986,7 +13017,7 @@
         <w:pStyle w:val="Compact"/>
         <w:numPr>
           <w:ilvl w:val="0"/>
-          <w:numId w:val="1010"/>
+          <w:numId w:val="1011"/>
         </w:numPr>
       </w:pPr>
       <w:r>
@@ -13013,7 +13044,7 @@
         <w:pStyle w:val="Compact"/>
         <w:numPr>
           <w:ilvl w:val="0"/>
-          <w:numId w:val="1010"/>
+          <w:numId w:val="1011"/>
         </w:numPr>
       </w:pPr>
       <w:r>
@@ -13064,7 +13095,7 @@
         <w:pStyle w:val="Compact"/>
         <w:numPr>
           <w:ilvl w:val="0"/>
-          <w:numId w:val="1010"/>
+          <w:numId w:val="1011"/>
         </w:numPr>
       </w:pPr>
       <w:r>
@@ -13076,7 +13107,7 @@
         <w:pStyle w:val="Compact"/>
         <w:numPr>
           <w:ilvl w:val="0"/>
-          <w:numId w:val="1010"/>
+          <w:numId w:val="1011"/>
         </w:numPr>
       </w:pPr>
       <w:r>
@@ -13103,7 +13134,7 @@
         <w:pStyle w:val="Compact"/>
         <w:numPr>
           <w:ilvl w:val="0"/>
-          <w:numId w:val="1010"/>
+          <w:numId w:val="1011"/>
         </w:numPr>
       </w:pPr>
       <w:r>
@@ -13130,7 +13161,7 @@
         <w:pStyle w:val="Compact"/>
         <w:numPr>
           <w:ilvl w:val="0"/>
-          <w:numId w:val="1010"/>
+          <w:numId w:val="1011"/>
         </w:numPr>
       </w:pPr>
       <w:r>
@@ -13151,7 +13182,7 @@
         <w:pStyle w:val="Compact"/>
         <w:numPr>
           <w:ilvl w:val="0"/>
-          <w:numId w:val="1010"/>
+          <w:numId w:val="1011"/>
         </w:numPr>
       </w:pPr>
       <w:r>
@@ -13504,7 +13535,7 @@
         <w:pStyle w:val="Compact"/>
         <w:numPr>
           <w:ilvl w:val="0"/>
-          <w:numId w:val="1011"/>
+          <w:numId w:val="1012"/>
         </w:numPr>
       </w:pPr>
       <w:r>
@@ -13532,7 +13563,7 @@
         <w:pStyle w:val="Compact"/>
         <w:numPr>
           <w:ilvl w:val="0"/>
-          <w:numId w:val="1011"/>
+          <w:numId w:val="1012"/>
         </w:numPr>
       </w:pPr>
       <w:r>
@@ -13598,7 +13629,7 @@
         <w:pStyle w:val="Compact"/>
         <w:numPr>
           <w:ilvl w:val="0"/>
-          <w:numId w:val="1011"/>
+          <w:numId w:val="1012"/>
         </w:numPr>
       </w:pPr>
       <w:r>
@@ -13619,7 +13650,7 @@
         <w:pStyle w:val="Compact"/>
         <w:numPr>
           <w:ilvl w:val="0"/>
-          <w:numId w:val="1011"/>
+          <w:numId w:val="1012"/>
         </w:numPr>
       </w:pPr>
       <w:r>
@@ -14160,6 +14191,9 @@
     <w:abstractNumId w:val="991"/>
   </w:num>
   <w:num w:numId="1011">
+    <w:abstractNumId w:val="991"/>
+  </w:num>
+  <w:num w:numId="1012">
     <w:abstractNumId w:val="99411"/>
     <w:lvlOverride w:ilvl="0">
       <w:startOverride w:val="1"/>

--- a/docs/content/graphing_effectively/graphing_effectively_lecture.docx
+++ b/docs/content/graphing_effectively/graphing_effectively_lecture.docx
@@ -1122,7 +1122,7 @@
             <w:r>
               <w:drawing>
                 <wp:inline>
-                  <wp:extent cx="5334000" cy="5334000"/>
+                  <wp:extent cx="2752374" cy="2752374"/>
                   <wp:effectExtent b="0" l="0" r="0" t="0"/>
                   <wp:docPr descr="" title="" id="22" name="Picture"/>
                   <a:graphic>
@@ -1143,7 +1143,7 @@
                         <pic:spPr bwMode="auto">
                           <a:xfrm>
                             <a:off x="0" y="0"/>
-                            <a:ext cx="5334000" cy="5334000"/>
+                            <a:ext cx="2752374" cy="2752374"/>
                           </a:xfrm>
                           <a:prstGeom prst="rect">
                             <a:avLst/>
@@ -1627,7 +1627,7 @@
       <w:r>
         <w:drawing>
           <wp:inline>
-            <wp:extent cx="5334000" cy="4622800"/>
+            <wp:extent cx="2752374" cy="2385391"/>
             <wp:effectExtent b="0" l="0" r="0" t="0"/>
             <wp:docPr descr="" title="" id="27" name="Picture"/>
             <a:graphic>
@@ -1648,7 +1648,7 @@
                   <pic:spPr bwMode="auto">
                     <a:xfrm>
                       <a:off x="0" y="0"/>
-                      <a:ext cx="5334000" cy="4622800"/>
+                      <a:ext cx="2752374" cy="2385391"/>
                     </a:xfrm>
                     <a:prstGeom prst="rect">
                       <a:avLst/>
@@ -2519,7 +2519,7 @@
       <w:r>
         <w:drawing>
           <wp:inline>
-            <wp:extent cx="5334000" cy="4622800"/>
+            <wp:extent cx="2752374" cy="2385391"/>
             <wp:effectExtent b="0" l="0" r="0" t="0"/>
             <wp:docPr descr="" title="" id="33" name="Picture"/>
             <a:graphic>
@@ -2540,7 +2540,7 @@
                   <pic:spPr bwMode="auto">
                     <a:xfrm>
                       <a:off x="0" y="0"/>
-                      <a:ext cx="5334000" cy="4622800"/>
+                      <a:ext cx="2752374" cy="2385391"/>
                     </a:xfrm>
                     <a:prstGeom prst="rect">
                       <a:avLst/>
@@ -3038,7 +3038,7 @@
       <w:r>
         <w:drawing>
           <wp:inline>
-            <wp:extent cx="5334000" cy="4622800"/>
+            <wp:extent cx="2752374" cy="2385391"/>
             <wp:effectExtent b="0" l="0" r="0" t="0"/>
             <wp:docPr descr="" title="" id="40" name="Picture"/>
             <a:graphic>
@@ -3059,7 +3059,7 @@
                   <pic:spPr bwMode="auto">
                     <a:xfrm>
                       <a:off x="0" y="0"/>
-                      <a:ext cx="5334000" cy="4622800"/>
+                      <a:ext cx="2752374" cy="2385391"/>
                     </a:xfrm>
                     <a:prstGeom prst="rect">
                       <a:avLst/>
@@ -3892,7 +3892,7 @@
       <w:r>
         <w:drawing>
           <wp:inline>
-            <wp:extent cx="5334000" cy="4622800"/>
+            <wp:extent cx="2752374" cy="2385391"/>
             <wp:effectExtent b="0" l="0" r="0" t="0"/>
             <wp:docPr descr="" title="" id="50" name="Picture"/>
             <a:graphic>
@@ -3913,7 +3913,7 @@
                   <pic:spPr bwMode="auto">
                     <a:xfrm>
                       <a:off x="0" y="0"/>
-                      <a:ext cx="5334000" cy="4622800"/>
+                      <a:ext cx="2752374" cy="2385391"/>
                     </a:xfrm>
                     <a:prstGeom prst="rect">
                       <a:avLst/>
@@ -4555,7 +4555,7 @@
       <w:r>
         <w:drawing>
           <wp:inline>
-            <wp:extent cx="5334000" cy="4622800"/>
+            <wp:extent cx="2752374" cy="2385391"/>
             <wp:effectExtent b="0" l="0" r="0" t="0"/>
             <wp:docPr descr="" title="" id="56" name="Picture"/>
             <a:graphic>
@@ -4576,7 +4576,7 @@
                   <pic:spPr bwMode="auto">
                     <a:xfrm>
                       <a:off x="0" y="0"/>
-                      <a:ext cx="5334000" cy="4622800"/>
+                      <a:ext cx="2752374" cy="2385391"/>
                     </a:xfrm>
                     <a:prstGeom prst="rect">
                       <a:avLst/>
@@ -5326,7 +5326,7 @@
       <w:r>
         <w:drawing>
           <wp:inline>
-            <wp:extent cx="5334000" cy="4622800"/>
+            <wp:extent cx="2752374" cy="2385391"/>
             <wp:effectExtent b="0" l="0" r="0" t="0"/>
             <wp:docPr descr="" title="" id="63" name="Picture"/>
             <a:graphic>
@@ -5347,7 +5347,7 @@
                   <pic:spPr bwMode="auto">
                     <a:xfrm>
                       <a:off x="0" y="0"/>
-                      <a:ext cx="5334000" cy="4622800"/>
+                      <a:ext cx="2752374" cy="2385391"/>
                     </a:xfrm>
                     <a:prstGeom prst="rect">
                       <a:avLst/>
@@ -6165,7 +6165,7 @@
       <w:r>
         <w:drawing>
           <wp:inline>
-            <wp:extent cx="5334000" cy="4622800"/>
+            <wp:extent cx="2752374" cy="2385391"/>
             <wp:effectExtent b="0" l="0" r="0" t="0"/>
             <wp:docPr descr="" title="" id="72" name="Picture"/>
             <a:graphic>
@@ -6186,7 +6186,7 @@
                   <pic:spPr bwMode="auto">
                     <a:xfrm>
                       <a:off x="0" y="0"/>
-                      <a:ext cx="5334000" cy="4622800"/>
+                      <a:ext cx="2752374" cy="2385391"/>
                     </a:xfrm>
                     <a:prstGeom prst="rect">
                       <a:avLst/>
@@ -6890,7 +6890,7 @@
       <w:r>
         <w:drawing>
           <wp:inline>
-            <wp:extent cx="5334000" cy="4622800"/>
+            <wp:extent cx="2752374" cy="2385391"/>
             <wp:effectExtent b="0" l="0" r="0" t="0"/>
             <wp:docPr descr="" title="" id="78" name="Picture"/>
             <a:graphic>
@@ -6911,7 +6911,7 @@
                   <pic:spPr bwMode="auto">
                     <a:xfrm>
                       <a:off x="0" y="0"/>
-                      <a:ext cx="5334000" cy="4622800"/>
+                      <a:ext cx="2752374" cy="2385391"/>
                     </a:xfrm>
                     <a:prstGeom prst="rect">
                       <a:avLst/>
@@ -7395,7 +7395,7 @@
       <w:r>
         <w:drawing>
           <wp:inline>
-            <wp:extent cx="5334000" cy="4622800"/>
+            <wp:extent cx="2752374" cy="2385391"/>
             <wp:effectExtent b="0" l="0" r="0" t="0"/>
             <wp:docPr descr="" title="" id="84" name="Picture"/>
             <a:graphic>
@@ -7416,7 +7416,7 @@
                   <pic:spPr bwMode="auto">
                     <a:xfrm>
                       <a:off x="0" y="0"/>
-                      <a:ext cx="5334000" cy="4622800"/>
+                      <a:ext cx="2752374" cy="2385391"/>
                     </a:xfrm>
                     <a:prstGeom prst="rect">
                       <a:avLst/>
@@ -8333,7 +8333,7 @@
       <w:r>
         <w:drawing>
           <wp:inline>
-            <wp:extent cx="5334000" cy="4622800"/>
+            <wp:extent cx="2752374" cy="2385391"/>
             <wp:effectExtent b="0" l="0" r="0" t="0"/>
             <wp:docPr descr="" title="" id="91" name="Picture"/>
             <a:graphic>
@@ -8354,7 +8354,7 @@
                   <pic:spPr bwMode="auto">
                     <a:xfrm>
                       <a:off x="0" y="0"/>
-                      <a:ext cx="5334000" cy="4622800"/>
+                      <a:ext cx="2752374" cy="2385391"/>
                     </a:xfrm>
                     <a:prstGeom prst="rect">
                       <a:avLst/>
@@ -9149,7 +9149,7 @@
       <w:r>
         <w:drawing>
           <wp:inline>
-            <wp:extent cx="5334000" cy="4622800"/>
+            <wp:extent cx="2752374" cy="2385391"/>
             <wp:effectExtent b="0" l="0" r="0" t="0"/>
             <wp:docPr descr="" title="" id="98" name="Picture"/>
             <a:graphic>
@@ -9170,7 +9170,7 @@
                   <pic:spPr bwMode="auto">
                     <a:xfrm>
                       <a:off x="0" y="0"/>
-                      <a:ext cx="5334000" cy="4622800"/>
+                      <a:ext cx="2752374" cy="2385391"/>
                     </a:xfrm>
                     <a:prstGeom prst="rect">
                       <a:avLst/>
@@ -9504,7 +9504,7 @@
       <w:r>
         <w:drawing>
           <wp:inline>
-            <wp:extent cx="5334000" cy="4622800"/>
+            <wp:extent cx="2752374" cy="2385391"/>
             <wp:effectExtent b="0" l="0" r="0" t="0"/>
             <wp:docPr descr="" title="" id="105" name="Picture"/>
             <a:graphic>
@@ -9525,7 +9525,7 @@
                   <pic:spPr bwMode="auto">
                     <a:xfrm>
                       <a:off x="0" y="0"/>
-                      <a:ext cx="5334000" cy="4622800"/>
+                      <a:ext cx="2752374" cy="2385391"/>
                     </a:xfrm>
                     <a:prstGeom prst="rect">
                       <a:avLst/>
@@ -9610,7 +9610,7 @@
       <w:r>
         <w:drawing>
           <wp:inline>
-            <wp:extent cx="5334000" cy="4622800"/>
+            <wp:extent cx="2752374" cy="2385391"/>
             <wp:effectExtent b="0" l="0" r="0" t="0"/>
             <wp:docPr descr="" title="" id="108" name="Picture"/>
             <a:graphic>
@@ -9631,7 +9631,7 @@
                   <pic:spPr bwMode="auto">
                     <a:xfrm>
                       <a:off x="0" y="0"/>
-                      <a:ext cx="5334000" cy="4622800"/>
+                      <a:ext cx="2752374" cy="2385391"/>
                     </a:xfrm>
                     <a:prstGeom prst="rect">
                       <a:avLst/>
@@ -11324,7 +11324,7 @@
       <w:r>
         <w:drawing>
           <wp:inline>
-            <wp:extent cx="5334000" cy="4622800"/>
+            <wp:extent cx="2752374" cy="2385391"/>
             <wp:effectExtent b="0" l="0" r="0" t="0"/>
             <wp:docPr descr="" title="" id="123" name="Picture"/>
             <a:graphic>
@@ -11345,7 +11345,7 @@
                   <pic:spPr bwMode="auto">
                     <a:xfrm>
                       <a:off x="0" y="0"/>
-                      <a:ext cx="5334000" cy="4622800"/>
+                      <a:ext cx="2752374" cy="2385391"/>
                     </a:xfrm>
                     <a:prstGeom prst="rect">
                       <a:avLst/>
@@ -12718,7 +12718,7 @@
       <w:r>
         <w:drawing>
           <wp:inline>
-            <wp:extent cx="5334000" cy="4622800"/>
+            <wp:extent cx="2752374" cy="2385391"/>
             <wp:effectExtent b="0" l="0" r="0" t="0"/>
             <wp:docPr descr="" title="" id="132" name="Picture"/>
             <a:graphic>
@@ -12739,7 +12739,7 @@
                   <pic:spPr bwMode="auto">
                     <a:xfrm>
                       <a:off x="0" y="0"/>
-                      <a:ext cx="5334000" cy="4622800"/>
+                      <a:ext cx="2752374" cy="2385391"/>
                     </a:xfrm>
                     <a:prstGeom prst="rect">
                       <a:avLst/>

--- a/docs/content/graphing_effectively/graphing_effectively_lecture.docx
+++ b/docs/content/graphing_effectively/graphing_effectively_lecture.docx
@@ -1122,7 +1122,7 @@
             <w:r>
               <w:drawing>
                 <wp:inline>
-                  <wp:extent cx="2752374" cy="2752374"/>
+                  <wp:extent cx="2293645" cy="2293645"/>
                   <wp:effectExtent b="0" l="0" r="0" t="0"/>
                   <wp:docPr descr="" title="" id="22" name="Picture"/>
                   <a:graphic>
@@ -1143,7 +1143,7 @@
                         <pic:spPr bwMode="auto">
                           <a:xfrm>
                             <a:off x="0" y="0"/>
-                            <a:ext cx="2752374" cy="2752374"/>
+                            <a:ext cx="2293645" cy="2293645"/>
                           </a:xfrm>
                           <a:prstGeom prst="rect">
                             <a:avLst/>
